--- a/docs/Pancasila_Konten_Canva_Sesi2_Mishka_Kelas5.docx
+++ b/docs/Pancasila_Konten_Canva_Sesi2_Mishka_Kelas5.docx
@@ -44,7 +44,7 @@
                 <w:color w:val="FFFFFF"/>
                 <w:sz w:val="33"/>
               </w:rPr>
-              <w:t>KONTEN SLIDE CANVA &amp; MINI TEST C4: KHUSUS SESI 2 MISHKA (KELAS 5)</w:t>
+              <w:t>KONTEN SLIDE CANVA, MINI TEST 4 MCQ &amp; CATATAN BUKU TULIS</w:t>
               <w:br/>
             </w:r>
             <w:r>
@@ -54,17 +54,26 @@
                 <w:color w:val="F1F5F9"/>
                 <w:sz w:val="20"/>
               </w:rPr>
-              <w:t>Pendidikan Pancasila Bab 3 • Durasi: 60 Menit (Zoom Online)</w:t>
+              <w:t>Khusus Sesi 2: Mishka (Kelas 5 SD) • Pendidikan Pancasila Bab 3 (Durasi: 60 Menit)</w:t>
               <w:br/>
-              <w:t>Pola Bergantian: Konsep Buku Siswa Kemendikbud &amp; Keseharian Senam Mishka</w:t>
-              <w:br/>
-              <w:t>PKBM Penerus Bangsa • Pendekatan Storytelling Pak Gita Wirjawan</w:t>
+              <w:t>PKBM Penerus Bangsa • Tahun Ajaran 2026/2027</w:t>
             </w:r>
           </w:p>
         </w:tc>
       </w:tr>
     </w:tbl>
     <w:p/>
+    <w:p>
+      <w:pPr>
+        <w:pStyle w:val="Heading1"/>
+      </w:pPr>
+      <w:r>
+        <w:rPr>
+          <w:color w:val="0D9488"/>
+        </w:rPr>
+        <w:t>BAGIAN I: 10 SLIDE PRESENTASI CANVA (16:9 WIDESCREEN)</w:t>
+      </w:r>
+    </w:p>
     <w:tbl>
       <w:tblPr>
         <w:tblW w:type="auto" w:w="0"/>
@@ -1096,7 +1105,7 @@
                 <w:color w:val="0D9488"/>
                 <w:sz w:val="22"/>
               </w:rPr>
-              <w:t>SLIDE 10: AKSI NYATA &amp; MINI TEST C4: MAHKAMAH ANALISIS ARSITEKTUR NUSANTARA</w:t>
+              <w:t>SLIDE 10: AKSI &amp; EVALUASI: MINI TEST 4 SOAL PILIHAN GANDA</w:t>
               <w:br/>
             </w:r>
             <w:r>
@@ -1116,7 +1125,7 @@
                 <w:color w:val="64748B"/>
                 <w:sz w:val="19"/>
               </w:rPr>
-              <w:t>🎨 Visual Cue Canva: Lencana emas bintang analitis kelas 5, kartu soal studi kasus C4, dan link game web Pendidikan Pancasila.</w:t>
+              <w:t>🎨 Visual Cue Canva: Kotak kuis interaktif 4 pilihan ganda A-B-C-D dan link web game Pendidikan Pancasila.</w:t>
               <w:br/>
             </w:r>
             <w:r>
@@ -1126,7 +1135,7 @@
                 <w:color w:val="1E293B"/>
                 <w:sz w:val="19"/>
               </w:rPr>
-              <w:t>🎙️ Narasi Guru ke Siswa: "Mishka, mari buktikan ketajaman analisismu di game web dan catat skor tertinggimu hari ini!"</w:t>
+              <w:t>🎙️ Narasi Guru ke Siswa: "Mishka, selesaikan 4 soal pilihan ganda ini dan buktikan pemahaman analisismu tentang arsitektur nusantara!"</w:t>
               <w:br/>
               <w:br/>
             </w:r>
@@ -1136,7 +1145,7 @@
                 <w:color w:val="334155"/>
                 <w:sz w:val="19"/>
               </w:rPr>
-              <w:t xml:space="preserve">  • Tantangan Kasus Analitis C4:</w:t>
+              <w:t xml:space="preserve">  • Kuis Cepat 4 Soal Pilihan Ganda (Level C3-C4):</w:t>
               <w:br/>
             </w:r>
             <w:r>
@@ -1145,7 +1154,7 @@
                 <w:color w:val="334155"/>
                 <w:sz w:val="19"/>
               </w:rPr>
-              <w:t xml:space="preserve">  •   1. Analisislah alasan ilmiah mengapa Rumah Honai Papua sengaja dirancang tanpa jendela secara termodinamika!</w:t>
+              <w:t xml:space="preserve">  •   • Soal 1: Alasan ilmiah termodinamika Rumah Honai Papua dibuat tanpa jendela (Opsi B).</w:t>
               <w:br/>
             </w:r>
             <w:r>
@@ -1154,7 +1163,7 @@
                 <w:color w:val="334155"/>
                 <w:sz w:val="19"/>
               </w:rPr>
-              <w:t xml:space="preserve">  •   2. Bandingkanlah struktur pasak kayu elastis Rumah Gadang dengan bangunan semen kaku saat terjadi gempa bumi!</w:t>
+              <w:t xml:space="preserve">  •   • Soal 2: Keunggulan sains pasak kayu elastis Rumah Gadang saat gempa (Opsi C).</w:t>
               <w:br/>
             </w:r>
             <w:r>
@@ -1163,7 +1172,7 @@
                 <w:color w:val="334155"/>
                 <w:sz w:val="19"/>
               </w:rPr>
-              <w:t xml:space="preserve">  •   3. Rancanglah satu ide kreatif di media sosial untuk mempromosikan kejeniusan rumah adat nusantara kepada anak-anak dunia!</w:t>
+              <w:t xml:space="preserve">  •   • Soal 3: Pengaruh kondisi geografis kepulauan terhadap keunikan budaya lokal (Opsi A).</w:t>
               <w:br/>
             </w:r>
             <w:r>
@@ -1172,7 +1181,16 @@
                 <w:color w:val="334155"/>
                 <w:sz w:val="19"/>
               </w:rPr>
-              <w:t xml:space="preserve">  • Latihan Interaktif Game: Mishka buka link game di https://tiara-dwi.github.io/pkbm-games/pancasila/ (Pilih Nama: Mishka) dan selesaikan misi analisis rumah adat!</w:t>
+              <w:t xml:space="preserve">  •   • Soal 4: Istilah sikap memandang rendah budaya suku lain: 'Etnosentrisme' (Opsi B).</w:t>
+              <w:br/>
+            </w:r>
+            <w:r>
+              <w:rPr>
+                <w:rFonts w:ascii="Calibri" w:hAnsi="Calibri"/>
+                <w:color w:val="334155"/>
+                <w:sz w:val="19"/>
+              </w:rPr>
+              <w:t xml:space="preserve">  • Link Game Online: Mainkan simulasi game di https://tiara-dwi.github.io/pkbm-games/pancasila/ (Pilih Nama: Mishka)!</w:t>
               <w:br/>
             </w:r>
           </w:p>
@@ -1188,34 +1206,512 @@
         <w:rPr>
           <w:color w:val="0D9488"/>
         </w:rPr>
-        <w:t>EVALUASI MINI TEST C4 PENDIDIKAN PANCASILA (KHUSUS MISHKA KELAS 5)</w:t>
+        <w:t>BAGIAN II: CATATAN RESMI UNTUK DITULIS DI BUKU TULIS SISWA (MISHKA)</w:t>
       </w:r>
     </w:p>
+    <w:tbl>
+      <w:tblPr>
+        <w:tblW w:type="auto" w:w="0"/>
+        <w:jc w:val="center"/>
+        <w:tblLook w:firstColumn="1" w:firstRow="1" w:lastColumn="0" w:lastRow="0" w:noHBand="0" w:noVBand="1" w:val="04A0"/>
+      </w:tblPr>
+      <w:tblGrid>
+        <w:gridCol w:w="9792"/>
+      </w:tblGrid>
+      <w:tr>
+        <w:tc>
+          <w:tcPr>
+            <w:tcW w:type="dxa" w:w="9792"/>
+            <w:shd w:val="clear" w:color="auto" w:fill="FFFBEB"/>
+            <w:tcMar>
+              <w:top w:w="180" w:type="dxa"/>
+              <w:bottom w:w="180" w:type="dxa"/>
+              <w:left w:w="220" w:type="dxa"/>
+              <w:right w:w="220" w:type="dxa"/>
+            </w:tcMar>
+          </w:tcPr>
+          <w:p>
+            <w:pPr>
+              <w:spacing w:line="288" w:lineRule="auto"/>
+            </w:pPr>
+            <w:r>
+              <w:rPr>
+                <w:rFonts w:ascii="Calibri" w:hAnsi="Calibri"/>
+                <w:b/>
+                <w:color w:val="0D9488"/>
+                <w:sz w:val="23"/>
+              </w:rPr>
+              <w:t>📝 CATATAN RINGKAS BUKU TULIS PPKN KELAS 5 (BAB 3: KERAGAMAN BUDAYA INDONESIAKU)</w:t>
+              <w:br/>
+            </w:r>
+            <w:r>
+              <w:rPr>
+                <w:rFonts w:ascii="Calibri" w:hAnsi="Calibri"/>
+                <w:color w:val="1E293B"/>
+                <w:sz w:val="20"/>
+              </w:rPr>
+              <w:t>• 1. Tiga Faktor Penyebab Keragaman Budaya: a) Letak strategis di persimpangan jalur perdagangan laut dunia (2 benua &amp; 2 samudra), b) Kondisi negara kepulauan dengan &gt;17.000 pulau, c) Variasi bentang alam (pegunungan, pesisir, lembah).</w:t>
+              <w:br/>
+            </w:r>
+            <w:r>
+              <w:rPr>
+                <w:rFonts w:ascii="Calibri" w:hAnsi="Calibri"/>
+                <w:color w:val="1E293B"/>
+                <w:sz w:val="20"/>
+              </w:rPr>
+              <w:t>• 2. Kejeniusan Sains Rumah Honai (Papua): Bentuk silinder melingkar dinding kayu rapat dan sengaja dibuat TANPA JENDELA. Fungsinya secara termodinamika adalah mengunci panas perapian (heat trap) agar warga tidak membeku di suhu dingin ekstrem pegunungan (bisa 5°C).</w:t>
+              <w:br/>
+            </w:r>
+            <w:r>
+              <w:rPr>
+                <w:rFonts w:ascii="Calibri" w:hAnsi="Calibri"/>
+                <w:color w:val="1E293B"/>
+                <w:sz w:val="20"/>
+              </w:rPr>
+              <w:t>• 3. Sains Tahan Gempa Rumah Gadang (Minangkabau): Tiang panggung kayu menggunakan sistem sambungan pasak elastis tanpa paku besi. Saat gempa bumi mengguncang, sambungan pasak bergoyang elastis meredam getaran sehingga rumah tidak roboh.</w:t>
+              <w:br/>
+            </w:r>
+            <w:r>
+              <w:rPr>
+                <w:rFonts w:ascii="Calibri" w:hAnsi="Calibri"/>
+                <w:color w:val="1E293B"/>
+                <w:sz w:val="20"/>
+              </w:rPr>
+              <w:t>• 4. Rumah Tongkonan (Toraja): Tiang panggung tinggi melancarkan aliran sirkulasi udara lembap tropis dan atap busur perahu menghormati leluhur pelaut.</w:t>
+              <w:br/>
+            </w:r>
+            <w:r>
+              <w:rPr>
+                <w:rFonts w:ascii="Calibri" w:hAnsi="Calibri"/>
+                <w:color w:val="1E293B"/>
+                <w:sz w:val="20"/>
+              </w:rPr>
+              <w:t>• 5. Sikap Menghargai: Menolak etnosentrisme (sikap menganggap sukunya sendiri paling unggul dan meremehkan suku lain). Bangga pada tradisi sendiri dan menghormati kehebatan budaya teman.</w:t>
+              <w:br/>
+            </w:r>
+            <w:r>
+              <w:rPr>
+                <w:rFonts w:ascii="Calibri" w:hAnsi="Calibri"/>
+                <w:b/>
+                <w:i/>
+                <w:color w:val="B45309"/>
+                <w:sz w:val="19"/>
+              </w:rPr>
+              <w:br/>
+              <w:t>💡 Catatan Ksatria: "Harmoni Nusantara: Seperti koreografi senam lantai yang memadukan kelenturan lingkaran Honai dan keagungan haluan Tongkonan, keberagaman adalah mahakarya seni bangsa!"</w:t>
+            </w:r>
+          </w:p>
+        </w:tc>
+      </w:tr>
+    </w:tbl>
+    <w:p/>
     <w:p>
       <w:pPr>
-        <w:spacing w:line="276" w:lineRule="auto"/>
+        <w:pStyle w:val="Heading1"/>
       </w:pPr>
       <w:r>
         <w:rPr>
-          <w:b/>
+          <w:color w:val="0D9488"/>
         </w:rPr>
-        <w:t>Studi Kasus Analitis: Sains Arsitektur Honai Papua vs Rumah Gadang Minangkabau</w:t>
-        <w:br/>
-      </w:r>
-      <w:r>
-        <w:t>Mishka mengamati Rumah Honai (suku Dani di Pegunungan Jayawijaya Papua) yang berbentuk silinder melingkar tanpa jendela beralaskan jerami tebal, serta Rumah Gadang (Minangkabau di Sumatera Barat) yang bertiang panggung gonjong dengan sambungan pasak kayu elastis tanpa paku besi.</w:t>
-        <w:br/>
-        <w:br/>
-        <w:t>Pertanyaan C4 (Analisis Kritis &amp; Evaluasi):</w:t>
-        <w:br/>
-        <w:t>1. Analisislah alasan ilmiah mengapa nenek moyang suku Dani sengaja TIDAK membuat jendela pada Rumah Honai! Hubungkan analisis ini dengan prinsip termodinamika suhu dingin ekstrem pegunungan Papua!</w:t>
-        <w:br/>
-        <w:t>2. Mengapa sistem sambungan kayu pasak elastis tanpa paku pada Rumah Gadang Minangkabau jauh lebih unggul menghadapi bencana gempa bumi dibanding bangunan tembok semen kaku? Apa bukti kearifan lokal yang bisa kita pelajari?</w:t>
-        <w:br/>
-        <w:t>3. Rancanglah satu ide usulan kreatif bagaimana generasi muda dapat melestarikan dan mempromosikan kejeniusan arsitektur rumah adat nusantara di media sosial!</w:t>
-        <w:br/>
+        <w:t>BAGIAN III: BANK EVALUASI MINI TEST 4 SOAL PILIHAN GANDA (MISHKA)</w:t>
       </w:r>
     </w:p>
+    <w:tbl>
+      <w:tblPr>
+        <w:tblW w:type="auto" w:w="0"/>
+        <w:jc w:val="center"/>
+        <w:tblLook w:firstColumn="1" w:firstRow="1" w:lastColumn="0" w:lastRow="0" w:noHBand="0" w:noVBand="1" w:val="04A0"/>
+      </w:tblPr>
+      <w:tblGrid>
+        <w:gridCol w:w="9792"/>
+      </w:tblGrid>
+      <w:tr>
+        <w:tc>
+          <w:tcPr>
+            <w:tcW w:type="dxa" w:w="9792"/>
+            <w:shd w:val="clear" w:color="auto" w:fill="F8FAFC"/>
+            <w:tcMar>
+              <w:top w:w="160" w:type="dxa"/>
+              <w:bottom w:w="160" w:type="dxa"/>
+              <w:left w:w="200" w:type="dxa"/>
+              <w:right w:w="200" w:type="dxa"/>
+            </w:tcMar>
+          </w:tcPr>
+          <w:p>
+            <w:pPr>
+              <w:spacing w:line="276" w:lineRule="auto"/>
+            </w:pPr>
+            <w:r>
+              <w:rPr>
+                <w:rFonts w:ascii="Calibri" w:hAnsi="Calibri"/>
+                <w:b/>
+                <w:color w:val="0F172A"/>
+                <w:sz w:val="20"/>
+              </w:rPr>
+              <w:t>Soal 1: Nenek moyang suku Dani di Lembah Baliem Pegunungan Jayawijaya Papua merancang Rumah Honai berbentuk silinder melingkar dari kayu beratap jerami tebal dan sengaja dibuat tanpa jendela sama sekali. Alasan ilmiah paling tepat mengapa arsitektur Honai dibuat tanpa jendela adalah...</w:t>
+              <w:br/>
+              <w:br/>
+            </w:r>
+            <w:r>
+              <w:rPr>
+                <w:rFonts w:ascii="Calibri" w:hAnsi="Calibri"/>
+                <w:color w:val="334155"/>
+                <w:sz w:val="19"/>
+              </w:rPr>
+              <w:t xml:space="preserve">   A. Karena masyarakat pegunungan Papua pada zaman dahulu kekurangan bahan kayu dan kaca untuk membuat kusen jendela.</w:t>
+              <w:br/>
+            </w:r>
+            <w:r>
+              <w:rPr>
+                <w:rFonts w:ascii="Calibri" w:hAnsi="Calibri"/>
+                <w:color w:val="334155"/>
+                <w:sz w:val="19"/>
+              </w:rPr>
+              <w:t xml:space="preserve">   B. Untuk menahan hawa dingin ekstrem pegunungan (suhu malam 5°C) dengan mengunci panas perapian (heat trap) di dalam ruangan agar keluarga tidak mengalami hipotermia. [BENAR]</w:t>
+              <w:br/>
+            </w:r>
+            <w:r>
+              <w:rPr>
+                <w:rFonts w:ascii="Calibri" w:hAnsi="Calibri"/>
+                <w:color w:val="334155"/>
+                <w:sz w:val="19"/>
+              </w:rPr>
+              <w:t xml:space="preserve">   C. Agar cahaya matahari tidak bisa masuk ke dalam rumah sehingga ruangan selalu gelap gulita.</w:t>
+              <w:br/>
+            </w:r>
+            <w:r>
+              <w:rPr>
+                <w:rFonts w:ascii="Calibri" w:hAnsi="Calibri"/>
+                <w:color w:val="334155"/>
+                <w:sz w:val="19"/>
+              </w:rPr>
+              <w:t xml:space="preserve">   D. Supaya asap dari api unggun tidak keluar dan membuat ruangan menjadi sesak.</w:t>
+              <w:br/>
+            </w:r>
+            <w:r>
+              <w:br/>
+            </w:r>
+            <w:r>
+              <w:rPr>
+                <w:rFonts w:ascii="Calibri" w:hAnsi="Calibri"/>
+                <w:b/>
+                <w:color w:val="10B981"/>
+                <w:sz w:val="19"/>
+              </w:rPr>
+              <w:t>✅ Kunci Jawaban: B</w:t>
+              <w:br/>
+            </w:r>
+            <w:r>
+              <w:rPr>
+                <w:rFonts w:ascii="Calibri" w:hAnsi="Calibri"/>
+                <w:i/>
+                <w:color w:val="475569"/>
+                <w:sz w:val="18"/>
+              </w:rPr>
+              <w:t>🔍 Pembahasan: Buku Siswa Kemendikbud hal. 87 menjelaskan bahwa arsitektur Honai tanpa jendela adalah adaptasi terhadap suhu dingin ekstrem pegunungan Papua agar panas perapian terjaga di dalam ruangan.</w:t>
+            </w:r>
+          </w:p>
+        </w:tc>
+      </w:tr>
+    </w:tbl>
+    <w:p/>
+    <w:tbl>
+      <w:tblPr>
+        <w:tblW w:type="auto" w:w="0"/>
+        <w:jc w:val="center"/>
+        <w:tblLook w:firstColumn="1" w:firstRow="1" w:lastColumn="0" w:lastRow="0" w:noHBand="0" w:noVBand="1" w:val="04A0"/>
+      </w:tblPr>
+      <w:tblGrid>
+        <w:gridCol w:w="9792"/>
+      </w:tblGrid>
+      <w:tr>
+        <w:tc>
+          <w:tcPr>
+            <w:tcW w:type="dxa" w:w="9792"/>
+            <w:shd w:val="clear" w:color="auto" w:fill="F8FAFC"/>
+            <w:tcMar>
+              <w:top w:w="160" w:type="dxa"/>
+              <w:bottom w:w="160" w:type="dxa"/>
+              <w:left w:w="200" w:type="dxa"/>
+              <w:right w:w="200" w:type="dxa"/>
+            </w:tcMar>
+          </w:tcPr>
+          <w:p>
+            <w:pPr>
+              <w:spacing w:line="276" w:lineRule="auto"/>
+            </w:pPr>
+            <w:r>
+              <w:rPr>
+                <w:rFonts w:ascii="Calibri" w:hAnsi="Calibri"/>
+                <w:b/>
+                <w:color w:val="0F172A"/>
+                <w:sz w:val="20"/>
+              </w:rPr>
+              <w:t>Soal 2: Berbeda dengan bangunan modern berdinding semen kaku yang rentan retak saat gempa bumi, Rumah Gadang di Minangkabau (Sumatera Barat) dibangun menggunakan tiang panggung kayu dengan sistem sambungan pasak kayu elastis tanpa paku besi sama sekali. Keunggulan sains dari sistem pasak kayu elastis tersebut adalah...</w:t>
+              <w:br/>
+              <w:br/>
+            </w:r>
+            <w:r>
+              <w:rPr>
+                <w:rFonts w:ascii="Calibri" w:hAnsi="Calibri"/>
+                <w:color w:val="334155"/>
+                <w:sz w:val="19"/>
+              </w:rPr>
+              <w:t xml:space="preserve">   A. Membuat rumah menjadi sangat berat sehingga tidak bisa bergeser dari posisinya saat tertiup angin kencang.</w:t>
+              <w:br/>
+            </w:r>
+            <w:r>
+              <w:rPr>
+                <w:rFonts w:ascii="Calibri" w:hAnsi="Calibri"/>
+                <w:color w:val="334155"/>
+                <w:sz w:val="19"/>
+              </w:rPr>
+              <w:t xml:space="preserve">   B. Mengurangi biaya pembangunan karena paku besi harganya mahal pada masa lampau.</w:t>
+              <w:br/>
+            </w:r>
+            <w:r>
+              <w:rPr>
+                <w:rFonts w:ascii="Calibri" w:hAnsi="Calibri"/>
+                <w:color w:val="334155"/>
+                <w:sz w:val="19"/>
+              </w:rPr>
+              <w:t xml:space="preserve">   C. Memberikan fleksibilitas pada struktur bangunan untuk bergoyang elastis meredam getaran gelombang gempa bumi sehingga rangka rumah tidak patah atau runtuh. [BENAR]</w:t>
+              <w:br/>
+            </w:r>
+            <w:r>
+              <w:rPr>
+                <w:rFonts w:ascii="Calibri" w:hAnsi="Calibri"/>
+                <w:color w:val="334155"/>
+                <w:sz w:val="19"/>
+              </w:rPr>
+              <w:t xml:space="preserve">   D. Mempermudah pembongkaran rumah jika warga ingin pindah ke desa lain sewaktu-waktu.</w:t>
+              <w:br/>
+            </w:r>
+            <w:r>
+              <w:br/>
+            </w:r>
+            <w:r>
+              <w:rPr>
+                <w:rFonts w:ascii="Calibri" w:hAnsi="Calibri"/>
+                <w:b/>
+                <w:color w:val="10B981"/>
+                <w:sz w:val="19"/>
+              </w:rPr>
+              <w:t>✅ Kunci Jawaban: C</w:t>
+              <w:br/>
+            </w:r>
+            <w:r>
+              <w:rPr>
+                <w:rFonts w:ascii="Calibri" w:hAnsi="Calibri"/>
+                <w:i/>
+                <w:color w:val="475569"/>
+                <w:sz w:val="18"/>
+              </w:rPr>
+              <w:t>🔍 Pembahasan: Sistem pasak kayu pada Rumah Gadang memberikan fleksibilitas struktural yang meredam gaya seismik gempa bumi, sehingga bangunan bergoyang mengikuti getaran tanpa mengalami patah.</w:t>
+            </w:r>
+          </w:p>
+        </w:tc>
+      </w:tr>
+    </w:tbl>
+    <w:p/>
+    <w:tbl>
+      <w:tblPr>
+        <w:tblW w:type="auto" w:w="0"/>
+        <w:jc w:val="center"/>
+        <w:tblLook w:firstColumn="1" w:firstRow="1" w:lastColumn="0" w:lastRow="0" w:noHBand="0" w:noVBand="1" w:val="04A0"/>
+      </w:tblPr>
+      <w:tblGrid>
+        <w:gridCol w:w="9792"/>
+      </w:tblGrid>
+      <w:tr>
+        <w:tc>
+          <w:tcPr>
+            <w:tcW w:type="dxa" w:w="9792"/>
+            <w:shd w:val="clear" w:color="auto" w:fill="F8FAFC"/>
+            <w:tcMar>
+              <w:top w:w="160" w:type="dxa"/>
+              <w:bottom w:w="160" w:type="dxa"/>
+              <w:left w:w="200" w:type="dxa"/>
+              <w:right w:w="200" w:type="dxa"/>
+            </w:tcMar>
+          </w:tcPr>
+          <w:p>
+            <w:pPr>
+              <w:spacing w:line="276" w:lineRule="auto"/>
+            </w:pPr>
+            <w:r>
+              <w:rPr>
+                <w:rFonts w:ascii="Calibri" w:hAnsi="Calibri"/>
+                <w:b/>
+                <w:color w:val="0F172A"/>
+                <w:sz w:val="20"/>
+              </w:rPr>
+              <w:t>Soal 3: Wilayah Indonesia terdiri dari lebih dari 17.000 pulau dan terletak di antara dua samudra besar (Samudra Hindia dan Pasifik) serta dua benua (Asia dan Australia). Faktor geografis kepulauan ini menyebabkan keragaman budaya di Indonesia karena...</w:t>
+              <w:br/>
+              <w:br/>
+            </w:r>
+            <w:r>
+              <w:rPr>
+                <w:rFonts w:ascii="Calibri" w:hAnsi="Calibri"/>
+                <w:color w:val="334155"/>
+                <w:sz w:val="19"/>
+              </w:rPr>
+              <w:t xml:space="preserve">   A. Setiap pulau terisolasi oleh lautan sehingga setiap suku bangsa mengembangkan adat istiadat, bahasa, dan bentuk rumah adat yang mandiri sesuai kondisi alamnya. [BENAR]</w:t>
+              <w:br/>
+            </w:r>
+            <w:r>
+              <w:rPr>
+                <w:rFonts w:ascii="Calibri" w:hAnsi="Calibri"/>
+                <w:color w:val="334155"/>
+                <w:sz w:val="19"/>
+              </w:rPr>
+              <w:t xml:space="preserve">   B. Pemerintah melarang penduduk suatu pulau berkunjung atau berkomunikasi dengan penduduk pulau lain.</w:t>
+              <w:br/>
+            </w:r>
+            <w:r>
+              <w:rPr>
+                <w:rFonts w:ascii="Calibri" w:hAnsi="Calibri"/>
+                <w:color w:val="334155"/>
+                <w:sz w:val="19"/>
+              </w:rPr>
+              <w:t xml:space="preserve">   C. Setiap pulau memiliki jenis hewan purba yang berbeda-beda yang harus disembah oleh penduduknya.</w:t>
+              <w:br/>
+            </w:r>
+            <w:r>
+              <w:rPr>
+                <w:rFonts w:ascii="Calibri" w:hAnsi="Calibri"/>
+                <w:color w:val="334155"/>
+                <w:sz w:val="19"/>
+              </w:rPr>
+              <w:t xml:space="preserve">   D. Lautan yang luas menghalangi pedagang luar negeri datang ke wilayah nusantara.</w:t>
+              <w:br/>
+            </w:r>
+            <w:r>
+              <w:br/>
+            </w:r>
+            <w:r>
+              <w:rPr>
+                <w:rFonts w:ascii="Calibri" w:hAnsi="Calibri"/>
+                <w:b/>
+                <w:color w:val="10B981"/>
+                <w:sz w:val="19"/>
+              </w:rPr>
+              <w:t>✅ Kunci Jawaban: A</w:t>
+              <w:br/>
+            </w:r>
+            <w:r>
+              <w:rPr>
+                <w:rFonts w:ascii="Calibri" w:hAnsi="Calibri"/>
+                <w:i/>
+                <w:color w:val="475569"/>
+                <w:sz w:val="18"/>
+              </w:rPr>
+              <w:t>🔍 Pembahasan: Kondisi kepulauan nusantara yang terpisah oleh selat dan laut menyebabkan isolasi geografis alami, sehingga masing-masing suku mengembangkan budaya dan teknologi adaptasi lokal yang unik.</w:t>
+            </w:r>
+          </w:p>
+        </w:tc>
+      </w:tr>
+    </w:tbl>
+    <w:p/>
+    <w:tbl>
+      <w:tblPr>
+        <w:tblW w:type="auto" w:w="0"/>
+        <w:jc w:val="center"/>
+        <w:tblLook w:firstColumn="1" w:firstRow="1" w:lastColumn="0" w:lastRow="0" w:noHBand="0" w:noVBand="1" w:val="04A0"/>
+      </w:tblPr>
+      <w:tblGrid>
+        <w:gridCol w:w="9792"/>
+      </w:tblGrid>
+      <w:tr>
+        <w:tc>
+          <w:tcPr>
+            <w:tcW w:type="dxa" w:w="9792"/>
+            <w:shd w:val="clear" w:color="auto" w:fill="F8FAFC"/>
+            <w:tcMar>
+              <w:top w:w="160" w:type="dxa"/>
+              <w:bottom w:w="160" w:type="dxa"/>
+              <w:left w:w="200" w:type="dxa"/>
+              <w:right w:w="200" w:type="dxa"/>
+            </w:tcMar>
+          </w:tcPr>
+          <w:p>
+            <w:pPr>
+              <w:spacing w:line="276" w:lineRule="auto"/>
+            </w:pPr>
+            <w:r>
+              <w:rPr>
+                <w:rFonts w:ascii="Calibri" w:hAnsi="Calibri"/>
+                <w:b/>
+                <w:color w:val="0F172A"/>
+                <w:sz w:val="20"/>
+              </w:rPr>
+              <w:t>Soal 4: Saat kelompok Mishka merancang dekorasi pentas seni, terjadi perdebatan karena salah satu teman mengejek rumah adat daerah lain dan membanggakan rumah adat sukunya sendiri sebagai yang paling modern dan terhebat. Sikap membanggakan budaya sendiri secara berlebihan sambil memandang rendah budaya suku lain disebut...</w:t>
+              <w:br/>
+              <w:br/>
+            </w:r>
+            <w:r>
+              <w:rPr>
+                <w:rFonts w:ascii="Calibri" w:hAnsi="Calibri"/>
+                <w:color w:val="334155"/>
+                <w:sz w:val="19"/>
+              </w:rPr>
+              <w:t xml:space="preserve">   A. Chauvinisme</w:t>
+              <w:br/>
+            </w:r>
+            <w:r>
+              <w:rPr>
+                <w:rFonts w:ascii="Calibri" w:hAnsi="Calibri"/>
+                <w:color w:val="334155"/>
+                <w:sz w:val="19"/>
+              </w:rPr>
+              <w:t xml:space="preserve">   B. Etnosentrisme [BENAR]</w:t>
+              <w:br/>
+            </w:r>
+            <w:r>
+              <w:rPr>
+                <w:rFonts w:ascii="Calibri" w:hAnsi="Calibri"/>
+                <w:color w:val="334155"/>
+                <w:sz w:val="19"/>
+              </w:rPr>
+              <w:t xml:space="preserve">   C. Patriotisme</w:t>
+              <w:br/>
+            </w:r>
+            <w:r>
+              <w:rPr>
+                <w:rFonts w:ascii="Calibri" w:hAnsi="Calibri"/>
+                <w:color w:val="334155"/>
+                <w:sz w:val="19"/>
+              </w:rPr>
+              <w:t xml:space="preserve">   D. Toleransi</w:t>
+              <w:br/>
+            </w:r>
+            <w:r>
+              <w:br/>
+            </w:r>
+            <w:r>
+              <w:rPr>
+                <w:rFonts w:ascii="Calibri" w:hAnsi="Calibri"/>
+                <w:b/>
+                <w:color w:val="10B981"/>
+                <w:sz w:val="19"/>
+              </w:rPr>
+              <w:t>✅ Kunci Jawaban: B</w:t>
+              <w:br/>
+            </w:r>
+            <w:r>
+              <w:rPr>
+                <w:rFonts w:ascii="Calibri" w:hAnsi="Calibri"/>
+                <w:i/>
+                <w:color w:val="475569"/>
+                <w:sz w:val="18"/>
+              </w:rPr>
+              <w:t>🔍 Pembahasan: Etnosentrisme adalah sikap memandang budaya suku bangsanya sendiri sebagai tolok ukur keunggulan dan meremehkan kebudayaan kelompok atau suku lain.</w:t>
+            </w:r>
+          </w:p>
+        </w:tc>
+      </w:tr>
+    </w:tbl>
+    <w:p/>
     <w:sectPr>
       <w:pgSz w:w="12240" w:h="15840"/>
       <w:pgMar w:top="1152" w:right="1224" w:bottom="1152" w:left="1224" w:header="720" w:footer="720" w:gutter="0"/>

--- a/docs/Pancasila_Konten_Canva_Sesi2_Mishka_Kelas5.docx
+++ b/docs/Pancasila_Konten_Canva_Sesi2_Mishka_Kelas5.docx
@@ -884,21 +884,24 @@
             <w:pPr>
               <w:spacing w:line="276" w:lineRule="auto"/>
             </w:pPr>
+            <w:r/>
             <w:r>
               <w:rPr>
                 <w:rFonts w:ascii="Calibri" w:hAnsi="Calibri"/>
                 <w:b/>
-                <w:color w:val="0D9488"/>
+                <w:i w:val="0"/>
+                <w:color w:val="9F1239"/>
                 <w:sz w:val="22"/>
               </w:rPr>
-              <w:t>SLIDE 8: TEXTBOOK: WARISAN PAKAIAN ADAT, SENJATA &amp; ALAT MUSIK TRADISIONAL</w:t>
+              <w:t>SLIDE 8: TEXTBOOK: WARISAN BUSANA ADAT KEBAYA, WASTRA &amp; ALAT MUSIK TRADISIONAL</w:t>
               <w:br/>
             </w:r>
             <w:r>
               <w:rPr>
                 <w:rFonts w:ascii="Calibri" w:hAnsi="Calibri"/>
                 <w:b/>
-                <w:color w:val="4338CA"/>
+                <w:i w:val="0"/>
+                <w:color w:val="0284C7"/>
                 <w:sz w:val="19"/>
               </w:rPr>
               <w:t>[📚 KONSEP TEXTBOOK KEMENDIKBUD]</w:t>
@@ -907,58 +910,145 @@
             <w:r>
               <w:rPr>
                 <w:rFonts w:ascii="Calibri" w:hAnsi="Calibri"/>
-                <w:i/>
-                <w:color w:val="64748B"/>
+                <w:b/>
+                <w:i w:val="0"/>
                 <w:sz w:val="19"/>
               </w:rPr>
-              <w:t>🎨 Visual Cue Canva: Kolase 4 alat musik daerah: Angklung (Jawa Barat), Sasando (NTT), Gamelan (Jawa/Bali), dan Tifa (Papua/Maluku).</w:t>
+              <w:t xml:space="preserve">🎨 Visual Cue Canva: </w:t>
+            </w:r>
+            <w:r>
+              <w:rPr>
+                <w:rFonts w:ascii="Calibri" w:hAnsi="Calibri"/>
+                <w:b w:val="0"/>
+                <w:i w:val="0"/>
+                <w:sz w:val="19"/>
+              </w:rPr>
+              <w:t>Kolase 4 alat musik daerah (Sasando NTT, Angklung Jawa Barat, Tifa Papua, Gamelan Jawa) berpadu dengan wastra batik/tenun dan keanggunan busana Kebaya Indonesia (Kebaya Kartini, Kebaya Encim Betawi, dan Kebaya Bali).</w:t>
               <w:br/>
             </w:r>
             <w:r>
               <w:rPr>
                 <w:rFonts w:ascii="Calibri" w:hAnsi="Calibri"/>
                 <w:b/>
-                <w:color w:val="1E293B"/>
+                <w:i w:val="0"/>
                 <w:sz w:val="19"/>
               </w:rPr>
-              <w:t>🎙️ Narasi Guru ke Siswa: "Tahukah kamu alat musik Sasando terbuat dari daun apa? Mengapa petikan dawainya bisa menghasilkan melodi yang begitu syahdu?"</w:t>
+              <w:t xml:space="preserve">🎙️ Narasi Guru ke Siswa: </w:t>
+            </w:r>
+            <w:r>
+              <w:rPr>
+                <w:rFonts w:ascii="Calibri" w:hAnsi="Calibri"/>
+                <w:b w:val="0"/>
+                <w:i/>
+                <w:sz w:val="19"/>
+              </w:rPr>
+              <w:t>"Mishka, tahukah kamu mengapa potongan kebaya dan lilitan kain batik di bawahnya membuat langkah perempuan Indonesia begitu tenang dan anggun? Bagaimana kebaya kini diakui sebagai warisan dunia oleh UNESCO?"</w:t>
               <w:br/>
               <w:br/>
             </w:r>
             <w:r>
               <w:rPr>
                 <w:rFonts w:ascii="Calibri" w:hAnsi="Calibri"/>
-                <w:color w:val="334155"/>
+                <w:b/>
+                <w:i w:val="0"/>
                 <w:sz w:val="19"/>
               </w:rPr>
-              <w:t xml:space="preserve">  • Buku Siswa Kemendikbud Hal 105-112: Warisan Mahakarya Takbenda:</w:t>
+              <w:t xml:space="preserve">  • Buku Siswa Kemendikbud Hal 105-112: Warisan Mahakarya Takbenda Nusantara:</w:t>
               <w:br/>
             </w:r>
             <w:r>
               <w:rPr>
                 <w:rFonts w:ascii="Calibri" w:hAnsi="Calibri"/>
-                <w:color w:val="334155"/>
+                <w:b/>
+                <w:i w:val="0"/>
                 <w:sz w:val="19"/>
               </w:rPr>
-              <w:t xml:space="preserve">  •   • Alat Musik Bernada: Angklung dari bambu yang diakui UNESCO, Sasando dari daun lontar pulau Rote, Tifa gendang khas timur.</w:t>
+              <w:t xml:space="preserve">  •   • Pengertian &amp; Filosofi Kebaya: </w:t>
+            </w:r>
+            <w:r>
+              <w:rPr>
+                <w:rFonts w:ascii="Calibri" w:hAnsi="Calibri"/>
+                <w:b w:val="0"/>
+                <w:i w:val="0"/>
+                <w:sz w:val="19"/>
+              </w:rPr>
+              <w:t>Busana atasan tradisional perempuan Indonesia berlengan panjang yang dipadukan kain jarik batik/songket. Melambangkan keanggunan, kelemahlembutan, kesopanan (unggah-ungguh), dan ketegasan martabat perempuan Indonesia. Langkah teratur berkebaya mencerminkan ketenangan dan kebijaksanaan budi pekerti.</w:t>
               <w:br/>
             </w:r>
             <w:r>
               <w:rPr>
                 <w:rFonts w:ascii="Calibri" w:hAnsi="Calibri"/>
-                <w:color w:val="334155"/>
+                <w:b/>
+                <w:i w:val="0"/>
                 <w:sz w:val="19"/>
               </w:rPr>
-              <w:t xml:space="preserve">  •   • Pakaian Adat &amp; Kain Tradisional: Batik, Songket, Ulos, dan Tenun Ikat yang memiliki filosofi doa dan martabat luhur.</w:t>
+              <w:t xml:space="preserve">  •   • Ragam Jenis Kebaya Populer: </w:t>
+            </w:r>
+            <w:r>
+              <w:rPr>
+                <w:rFonts w:ascii="Calibri" w:hAnsi="Calibri"/>
+                <w:b w:val="0"/>
+                <w:i w:val="0"/>
+                <w:sz w:val="19"/>
+              </w:rPr>
+              <w:t>Kebaya Kartini &amp; Kutu Baru (Jawa - bersahaja), Kebaya Encim (Betawi - bordir bunga cerah akulturasi Nusantara-Tionghoa), dan Kebaya Bali (selendang pinggang lambang pengendalian diri). Diajukan bersama ke UNESCO sebagai Warisan Budaya Takbenda Dunia.</w:t>
               <w:br/>
             </w:r>
             <w:r>
               <w:rPr>
                 <w:rFonts w:ascii="Calibri" w:hAnsi="Calibri"/>
-                <w:color w:val="334155"/>
+                <w:b/>
+                <w:i w:val="0"/>
                 <w:sz w:val="19"/>
               </w:rPr>
-              <w:t xml:space="preserve">  •   • Senjata Tradisional: Keris, Rencong, Mandau, dan Badik sebagai lambang kehormatan dan pertahanan diri ksatria masa lalu.</w:t>
+              <w:t xml:space="preserve">  •   • Alat Musik Bernada: </w:t>
+            </w:r>
+            <w:r>
+              <w:rPr>
+                <w:rFonts w:ascii="Calibri" w:hAnsi="Calibri"/>
+                <w:b w:val="0"/>
+                <w:i w:val="0"/>
+                <w:sz w:val="19"/>
+              </w:rPr>
+              <w:t>Angklung dari bambu (UNESCO), Sasando dari daun lontar pulau Rote, Tifa gendang kayu kulit biawak khas timur, dan Gamelan ageng Jawa/Bali.</w:t>
+              <w:br/>
+            </w:r>
+            <w:r>
+              <w:rPr>
+                <w:rFonts w:ascii="Calibri" w:hAnsi="Calibri"/>
+                <w:b/>
+                <w:i w:val="0"/>
+                <w:sz w:val="19"/>
+              </w:rPr>
+              <w:t xml:space="preserve">  •   • Wastra &amp; Kain Tradisional: </w:t>
+            </w:r>
+            <w:r>
+              <w:rPr>
+                <w:rFonts w:ascii="Calibri" w:hAnsi="Calibri"/>
+                <w:b w:val="0"/>
+                <w:i w:val="0"/>
+                <w:sz w:val="19"/>
+              </w:rPr>
+              <w:t>Batik, Songket Minangkabau/Palembang, Ulos Batak, dan Tenun Ikat NTT yang sarat filosofi doa leluhur.</w:t>
+              <w:br/>
+            </w:r>
+            <w:r>
+              <w:rPr>
+                <w:rFonts w:ascii="Calibri" w:hAnsi="Calibri"/>
+                <w:b/>
+                <w:i w:val="0"/>
+                <w:sz w:val="19"/>
+              </w:rPr>
+              <w:t xml:space="preserve">  •   • Senjata Tradisional: </w:t>
+            </w:r>
+            <w:r>
+              <w:rPr>
+                <w:rFonts w:ascii="Calibri" w:hAnsi="Calibri"/>
+                <w:b w:val="0"/>
+                <w:i w:val="0"/>
+                <w:sz w:val="19"/>
+              </w:rPr>
+              <w:t>Keris (Jawa), Rencong (Aceh), Mandau (Kalimantan), dan Badik (Sulawesi) sebagai lambang kehormatan dan pertahanan diri ksatria masa lalu.</w:t>
               <w:br/>
             </w:r>
           </w:p>
